--- a/docs/SmartTrap_v1.0_Hardware_Guide.docx
+++ b/docs/SmartTrap_v1.0_Hardware_Guide.docx
@@ -195,12 +195,6 @@
         <w:gridCol w:w="1311"/>
       </w:tblGrid>
       <w:tr>
-        <w:tblPrEx>
-          <w:tblCellMar>
-            <w:top w:w="0" w:type="dxa"/>
-            <w:bottom w:w="0" w:type="dxa"/>
-          </w:tblCellMar>
-        </w:tblPrEx>
         <w:trPr>
           <w:tblHeader/>
         </w:trPr>
@@ -290,12 +284,6 @@
         </w:tc>
       </w:tr>
       <w:tr>
-        <w:tblPrEx>
-          <w:tblCellMar>
-            <w:top w:w="0" w:type="dxa"/>
-            <w:bottom w:w="0" w:type="dxa"/>
-          </w:tblCellMar>
-        </w:tblPrEx>
         <w:tc>
           <w:tcPr>
             <w:tcW w:w="3000" w:type="dxa"/>
@@ -362,12 +350,6 @@
         </w:tc>
       </w:tr>
       <w:tr>
-        <w:tblPrEx>
-          <w:tblCellMar>
-            <w:top w:w="0" w:type="dxa"/>
-            <w:bottom w:w="0" w:type="dxa"/>
-          </w:tblCellMar>
-        </w:tblPrEx>
         <w:tc>
           <w:tcPr>
             <w:tcW w:w="3000" w:type="dxa"/>
@@ -434,12 +416,6 @@
         </w:tc>
       </w:tr>
       <w:tr>
-        <w:tblPrEx>
-          <w:tblCellMar>
-            <w:top w:w="0" w:type="dxa"/>
-            <w:bottom w:w="0" w:type="dxa"/>
-          </w:tblCellMar>
-        </w:tblPrEx>
         <w:tc>
           <w:tcPr>
             <w:tcW w:w="3000" w:type="dxa"/>
@@ -506,12 +482,6 @@
         </w:tc>
       </w:tr>
       <w:tr>
-        <w:tblPrEx>
-          <w:tblCellMar>
-            <w:top w:w="0" w:type="dxa"/>
-            <w:bottom w:w="0" w:type="dxa"/>
-          </w:tblCellMar>
-        </w:tblPrEx>
         <w:tc>
           <w:tcPr>
             <w:tcW w:w="3000" w:type="dxa"/>
@@ -578,12 +548,6 @@
         </w:tc>
       </w:tr>
       <w:tr>
-        <w:tblPrEx>
-          <w:tblCellMar>
-            <w:top w:w="0" w:type="dxa"/>
-            <w:bottom w:w="0" w:type="dxa"/>
-          </w:tblCellMar>
-        </w:tblPrEx>
         <w:tc>
           <w:tcPr>
             <w:tcW w:w="3000" w:type="dxa"/>
@@ -650,12 +614,6 @@
         </w:tc>
       </w:tr>
       <w:tr>
-        <w:tblPrEx>
-          <w:tblCellMar>
-            <w:top w:w="0" w:type="dxa"/>
-            <w:bottom w:w="0" w:type="dxa"/>
-          </w:tblCellMar>
-        </w:tblPrEx>
         <w:tc>
           <w:tcPr>
             <w:tcW w:w="3000" w:type="dxa"/>
@@ -722,12 +680,6 @@
         </w:tc>
       </w:tr>
       <w:tr>
-        <w:tblPrEx>
-          <w:tblCellMar>
-            <w:top w:w="0" w:type="dxa"/>
-            <w:bottom w:w="0" w:type="dxa"/>
-          </w:tblCellMar>
-        </w:tblPrEx>
         <w:tc>
           <w:tcPr>
             <w:tcW w:w="3000" w:type="dxa"/>
@@ -794,12 +746,6 @@
         </w:tc>
       </w:tr>
       <w:tr>
-        <w:tblPrEx>
-          <w:tblCellMar>
-            <w:top w:w="0" w:type="dxa"/>
-            <w:bottom w:w="0" w:type="dxa"/>
-          </w:tblCellMar>
-        </w:tblPrEx>
         <w:tc>
           <w:tcPr>
             <w:tcW w:w="3000" w:type="dxa"/>
@@ -866,12 +812,6 @@
         </w:tc>
       </w:tr>
       <w:tr>
-        <w:tblPrEx>
-          <w:tblCellMar>
-            <w:top w:w="0" w:type="dxa"/>
-            <w:bottom w:w="0" w:type="dxa"/>
-          </w:tblCellMar>
-        </w:tblPrEx>
         <w:tc>
           <w:tcPr>
             <w:tcW w:w="3000" w:type="dxa"/>
@@ -938,12 +878,6 @@
         </w:tc>
       </w:tr>
       <w:tr>
-        <w:tblPrEx>
-          <w:tblCellMar>
-            <w:top w:w="0" w:type="dxa"/>
-            <w:bottom w:w="0" w:type="dxa"/>
-          </w:tblCellMar>
-        </w:tblPrEx>
         <w:tc>
           <w:tcPr>
             <w:tcW w:w="3000" w:type="dxa"/>
@@ -1010,12 +944,6 @@
         </w:tc>
       </w:tr>
       <w:tr>
-        <w:tblPrEx>
-          <w:tblCellMar>
-            <w:top w:w="0" w:type="dxa"/>
-            <w:bottom w:w="0" w:type="dxa"/>
-          </w:tblCellMar>
-        </w:tblPrEx>
         <w:tc>
           <w:tcPr>
             <w:tcW w:w="3000" w:type="dxa"/>
@@ -1082,12 +1010,6 @@
         </w:tc>
       </w:tr>
       <w:tr>
-        <w:tblPrEx>
-          <w:tblCellMar>
-            <w:top w:w="0" w:type="dxa"/>
-            <w:bottom w:w="0" w:type="dxa"/>
-          </w:tblCellMar>
-        </w:tblPrEx>
         <w:tc>
           <w:tcPr>
             <w:tcW w:w="3000" w:type="dxa"/>
@@ -1154,12 +1076,6 @@
         </w:tc>
       </w:tr>
       <w:tr>
-        <w:tblPrEx>
-          <w:tblCellMar>
-            <w:top w:w="0" w:type="dxa"/>
-            <w:bottom w:w="0" w:type="dxa"/>
-          </w:tblCellMar>
-        </w:tblPrEx>
         <w:tc>
           <w:tcPr>
             <w:tcW w:w="3000" w:type="dxa"/>
@@ -1226,12 +1142,6 @@
         </w:tc>
       </w:tr>
       <w:tr>
-        <w:tblPrEx>
-          <w:tblCellMar>
-            <w:top w:w="0" w:type="dxa"/>
-            <w:bottom w:w="0" w:type="dxa"/>
-          </w:tblCellMar>
-        </w:tblPrEx>
         <w:tc>
           <w:tcPr>
             <w:tcW w:w="3000" w:type="dxa"/>
@@ -1340,12 +1250,6 @@
         <w:gridCol w:w="2639"/>
       </w:tblGrid>
       <w:tr>
-        <w:tblPrEx>
-          <w:tblCellMar>
-            <w:top w:w="0" w:type="dxa"/>
-            <w:bottom w:w="0" w:type="dxa"/>
-          </w:tblCellMar>
-        </w:tblPrEx>
         <w:trPr>
           <w:tblHeader/>
         </w:trPr>
@@ -1435,12 +1339,6 @@
         </w:tc>
       </w:tr>
       <w:tr>
-        <w:tblPrEx>
-          <w:tblCellMar>
-            <w:top w:w="0" w:type="dxa"/>
-            <w:bottom w:w="0" w:type="dxa"/>
-          </w:tblCellMar>
-        </w:tblPrEx>
         <w:tc>
           <w:tcPr>
             <w:tcW w:w="1800" w:type="dxa"/>
@@ -1507,12 +1405,6 @@
         </w:tc>
       </w:tr>
       <w:tr>
-        <w:tblPrEx>
-          <w:tblCellMar>
-            <w:top w:w="0" w:type="dxa"/>
-            <w:bottom w:w="0" w:type="dxa"/>
-          </w:tblCellMar>
-        </w:tblPrEx>
         <w:tc>
           <w:tcPr>
             <w:tcW w:w="1800" w:type="dxa"/>
@@ -1579,12 +1471,6 @@
         </w:tc>
       </w:tr>
       <w:tr>
-        <w:tblPrEx>
-          <w:tblCellMar>
-            <w:top w:w="0" w:type="dxa"/>
-            <w:bottom w:w="0" w:type="dxa"/>
-          </w:tblCellMar>
-        </w:tblPrEx>
         <w:tc>
           <w:tcPr>
             <w:tcW w:w="1800" w:type="dxa"/>
@@ -1651,12 +1537,6 @@
         </w:tc>
       </w:tr>
       <w:tr>
-        <w:tblPrEx>
-          <w:tblCellMar>
-            <w:top w:w="0" w:type="dxa"/>
-            <w:bottom w:w="0" w:type="dxa"/>
-          </w:tblCellMar>
-        </w:tblPrEx>
         <w:tc>
           <w:tcPr>
             <w:tcW w:w="1800" w:type="dxa"/>
@@ -1723,12 +1603,6 @@
         </w:tc>
       </w:tr>
       <w:tr>
-        <w:tblPrEx>
-          <w:tblCellMar>
-            <w:top w:w="0" w:type="dxa"/>
-            <w:bottom w:w="0" w:type="dxa"/>
-          </w:tblCellMar>
-        </w:tblPrEx>
         <w:tc>
           <w:tcPr>
             <w:tcW w:w="1800" w:type="dxa"/>
@@ -1795,12 +1669,6 @@
         </w:tc>
       </w:tr>
       <w:tr>
-        <w:tblPrEx>
-          <w:tblCellMar>
-            <w:top w:w="0" w:type="dxa"/>
-            <w:bottom w:w="0" w:type="dxa"/>
-          </w:tblCellMar>
-        </w:tblPrEx>
         <w:tc>
           <w:tcPr>
             <w:tcW w:w="1800" w:type="dxa"/>
@@ -1867,12 +1735,6 @@
         </w:tc>
       </w:tr>
       <w:tr>
-        <w:tblPrEx>
-          <w:tblCellMar>
-            <w:top w:w="0" w:type="dxa"/>
-            <w:bottom w:w="0" w:type="dxa"/>
-          </w:tblCellMar>
-        </w:tblPrEx>
         <w:tc>
           <w:tcPr>
             <w:tcW w:w="1800" w:type="dxa"/>
@@ -1939,12 +1801,6 @@
         </w:tc>
       </w:tr>
       <w:tr>
-        <w:tblPrEx>
-          <w:tblCellMar>
-            <w:top w:w="0" w:type="dxa"/>
-            <w:bottom w:w="0" w:type="dxa"/>
-          </w:tblCellMar>
-        </w:tblPrEx>
         <w:tc>
           <w:tcPr>
             <w:tcW w:w="1800" w:type="dxa"/>
@@ -2011,12 +1867,6 @@
         </w:tc>
       </w:tr>
       <w:tr>
-        <w:tblPrEx>
-          <w:tblCellMar>
-            <w:top w:w="0" w:type="dxa"/>
-            <w:bottom w:w="0" w:type="dxa"/>
-          </w:tblCellMar>
-        </w:tblPrEx>
         <w:tc>
           <w:tcPr>
             <w:tcW w:w="1800" w:type="dxa"/>
